--- a/klagomål/A 42715-2021 FSC-klagomål.docx
+++ b/klagomål/A 42715-2021 FSC-klagomål.docx
@@ -756,7 +756,7 @@
     <w:r>
       <w:tab/>
       <w:tab/>
-      <w:t>2026-06-18</w:t>
+      <w:t>2026-06-19</w:t>
       <w:br/>
       <w:br/>
     </w:r>

--- a/klagomål/A 42715-2021 FSC-klagomål.docx
+++ b/klagomål/A 42715-2021 FSC-klagomål.docx
@@ -756,7 +756,7 @@
     <w:r>
       <w:tab/>
       <w:tab/>
-      <w:t>2026-06-19</w:t>
+      <w:t>2026-06-20</w:t>
       <w:br/>
       <w:br/>
     </w:r>

--- a/klagomål/A 42715-2021 FSC-klagomål.docx
+++ b/klagomål/A 42715-2021 FSC-klagomål.docx
@@ -168,38 +168,7 @@
     </w:p>
     <w:p>
       <w:r>
-        <w:t>Detta dokument behandlar höga naturvärden i avverkningsanmälan A 42715-2021 i Jönköpings kommun som inkom 2021-08-20 och omfattar 0,5 ha.</w:t>
-      </w:r>
-    </w:p>
-    <w:p>
-      <w:r>
-        <w:t>Nedan presenteras fynd av naturvårdsarter och fridlysta arter som gjorts i det avverkningsanmälda området, samt relevanta utdrag ur standarderna för FSC, Chain of Custody, Controlled Wood och PEFC. I BILAGA 1 finns artfakta om fridlysta arter.</w:t>
-      </w:r>
-    </w:p>
-    <w:p>
-      <w:r>
-        <w:t>Vi förväntar oss att ni återkommer med ett skriftligt svar på vårt klagomål och även beskriver vilka korrigerande åtgärder ni satt in för att rätta till identifierade brister i er efterlevnad av den svenska FSC standarden.</w:t>
-      </w:r>
-    </w:p>
-    <w:p>
-      <w:pPr>
-        <w:pStyle w:val="Heading1"/>
-      </w:pPr>
-      <w:r>
-        <w:t>Naturvårdsarter</w:t>
-      </w:r>
-    </w:p>
-    <w:p>
-      <w:r>
-        <w:t>Inom 1 meter från avverkningsanmälan har följande 1 naturvårdsarter hittats: nordfladdermus (NT, §4a). Av dessa är 1 rödlistade. För rödlistade arter har rödlistekategorin angivits inom parentes. För fridlysta arter anges även paragrafen i Artskyddsförordningen som arten är fridlyst enligt.</w:t>
-      </w:r>
-    </w:p>
-    <w:p>
-      <w:r>
-        <w:t>De påträffade naturvårdsarterna är ett tydligt kvitto på att det rör sig om en skog med höga naturvärden.</w:t>
-      </w:r>
-      <w:r>
-        <w:t xml:space="preserve"> I Figur 1 visas fyndplatser för naturvårdsarter i området, som finns registrerade på Artportalen.</w:t>
+        <w:t>Detta klagomål behandlar höga naturvärden i avverkningsanmälan A 42715-2021 i Jönköpings kommun som inkom 2021-08-20 och omfattar 0,5 ha.</w:t>
       </w:r>
     </w:p>
     <w:p>
@@ -247,20 +216,35 @@
         <w:spacing w:after="240"/>
       </w:pPr>
       <w:r>
-        <w:t>Figur 1. Fyndplatser för naturvårdsarter inom 1 meter från avverkningsanmälan (röd linje). Markörer utan svart kant är placerade på fyndplatsen. Markörer med svart kant är placerade vid sidan av fyndplatsen och har ett svart streck som visar fyndplatsens exakta position. Kartans mittpunktskoordinat är N 6391383, E 448882 i SWEREF 99 TM.</w:t>
+        <w:t>Figur 1. Fyndplatser för naturvårdsarter inom 1 meter från avverkningsanmälan. Markörer utan svart kant är placerade på fyndplatsen. Markörer med svart kant är placerade vid sidan av fyndplatsen har ett svart streck som visar fyndplatsens exakta position. Kartans mittpunktskoordinat är N 6391383, E 448882 i SWEREF 99 TM.</w:t>
+      </w:r>
+    </w:p>
+    <w:p>
+      <w:r>
+        <w:t>Inom 1 meter från avverkningsanmälan finns fynd av 1 naturvårdsarter, varav 1 är rödlistad och 1 är fridlyst: nordfladdermus (NT, §4a). Se Figur 1.</w:t>
+      </w:r>
+    </w:p>
+    <w:p>
+      <w:r>
+        <w:t>Nedan presenteras relevanta utdrag ur standarderna för FSC, Chain of Custody, Controlled Wood och PEFC.</w:t>
+      </w:r>
+    </w:p>
+    <w:p>
+      <w:r>
+        <w:t>Vi förväntar oss att ni återkommer med ett skriftligt svar på vårt klagomål och även beskriver vilka korrigerande åtgärder ni satt in för att rätta till identifierade brister i er efterlevnad av den svenska FSC standarden.</w:t>
       </w:r>
     </w:p>
     <w:p>
       <w:pPr>
-        <w:pStyle w:val="Heading2"/>
+        <w:pStyle w:val="Heading1"/>
       </w:pPr>
       <w:r>
-        <w:t>Fridlysta arter</w:t>
+        <w:t>Naturvårdsarter och fridlysta arter</w:t>
       </w:r>
     </w:p>
     <w:p>
       <w:r>
-        <w:t>Följande fridlysta arter har sina livsmiljöer och växtplatser i den avverkningsanmälda skogen: nordfladdermus (NT, §4a).</w:t>
+        <w:t>Nedan följer beskrivningar av de naturvårdsarter och fridlysta arter som har sina livsmiljöer och växtplatser i den avverkningsanmälda skogen. Se även ytterligare artfakta i BILAGA 1. De påträffade naturvårdsarterna är ett tydligt kvitto på att det rör sig om en skog med höga naturvärden.</w:t>
       </w:r>
     </w:p>
     <w:p>
@@ -272,11 +256,6 @@
       </w:r>
       <w:r>
         <w:t xml:space="preserve"> omfattas av bilaga 4 EU:s art- och habitatdirektiv vilket innebär ett strikt skydd där arten och dess livsmiljöer ska bevaras. Nordfladdermus föredrar variationsrik skog med förekomst av sjöar, vattendrag och våtmarker och hittas framförallt i halvöppna miljöer som trädbärande beteshagar och i kantzoner mellan skog och odlingsmark. Den undviker stora öppna områden som stora hyggen och större sammanhängande planteringar vilket minskar längden bryn och landskapets heterogenitet och därmed födotillgången och mängden lämpliga jaktplatser. Skogsbruksåtgärder som leder till minskad förekomst av äldre, gles skog och då särskilt tillgång på hålträd och träd med löst sittande bark kan leda till brist på koloniplatser och viloplatser. Nordfladdermus har minskat med 27,5 (5–50) % under de senaste 21 åren och minskningstakten för den svenska populationen bedöms vara nära gränsvärdet för Sårbar (VU). (A2bc) (SLU Artdatabanken, 2024; Skogsstyrelsen, 2016).</w:t>
-      </w:r>
-    </w:p>
-    <w:p>
-      <w:r>
-        <w:t>I BILAGA 1 finns mer detaljerad information om ekologi samt krav på livsmiljö hos fridlysta arter.</w:t>
       </w:r>
     </w:p>
     <w:p>
@@ -756,7 +735,7 @@
     <w:r>
       <w:tab/>
       <w:tab/>
-      <w:t>2026-06-20</w:t>
+      <w:t>2026-06-21</w:t>
       <w:br/>
       <w:br/>
     </w:r>

--- a/klagomål/A 42715-2021 FSC-klagomål.docx
+++ b/klagomål/A 42715-2021 FSC-klagomål.docx
@@ -735,7 +735,7 @@
     <w:r>
       <w:tab/>
       <w:tab/>
-      <w:t>2026-06-21</w:t>
+      <w:t>2026-06-22</w:t>
       <w:br/>
       <w:br/>
     </w:r>

--- a/klagomål/A 42715-2021 FSC-klagomål.docx
+++ b/klagomål/A 42715-2021 FSC-klagomål.docx
@@ -735,7 +735,7 @@
     <w:r>
       <w:tab/>
       <w:tab/>
-      <w:t>2026-06-22</w:t>
+      <w:t>2026-06-23</w:t>
       <w:br/>
       <w:br/>
     </w:r>

--- a/klagomål/A 42715-2021 FSC-klagomål.docx
+++ b/klagomål/A 42715-2021 FSC-klagomål.docx
@@ -735,7 +735,7 @@
     <w:r>
       <w:tab/>
       <w:tab/>
-      <w:t>2026-06-23</w:t>
+      <w:t>2026-06-24</w:t>
       <w:br/>
       <w:br/>
     </w:r>

--- a/klagomål/A 42715-2021 FSC-klagomål.docx
+++ b/klagomål/A 42715-2021 FSC-klagomål.docx
@@ -735,7 +735,7 @@
     <w:r>
       <w:tab/>
       <w:tab/>
-      <w:t>2026-06-24</w:t>
+      <w:t>2026-06-25</w:t>
       <w:br/>
       <w:br/>
     </w:r>

--- a/klagomål/A 42715-2021 FSC-klagomål.docx
+++ b/klagomål/A 42715-2021 FSC-klagomål.docx
@@ -735,7 +735,7 @@
     <w:r>
       <w:tab/>
       <w:tab/>
-      <w:t>2026-06-25</w:t>
+      <w:t>2026-06-26</w:t>
       <w:br/>
       <w:br/>
     </w:r>

--- a/klagomål/A 42715-2021 FSC-klagomål.docx
+++ b/klagomål/A 42715-2021 FSC-klagomål.docx
@@ -735,7 +735,7 @@
     <w:r>
       <w:tab/>
       <w:tab/>
-      <w:t>2026-06-26</w:t>
+      <w:t>2026-06-27</w:t>
       <w:br/>
       <w:br/>
     </w:r>

--- a/klagomål/A 42715-2021 FSC-klagomål.docx
+++ b/klagomål/A 42715-2021 FSC-klagomål.docx
@@ -735,7 +735,7 @@
     <w:r>
       <w:tab/>
       <w:tab/>
-      <w:t>2026-06-27</w:t>
+      <w:t>2026-06-28</w:t>
       <w:br/>
       <w:br/>
     </w:r>

--- a/klagomål/A 42715-2021 FSC-klagomål.docx
+++ b/klagomål/A 42715-2021 FSC-klagomål.docx
@@ -735,7 +735,7 @@
     <w:r>
       <w:tab/>
       <w:tab/>
-      <w:t>2026-06-28</w:t>
+      <w:t>2026-06-29</w:t>
       <w:br/>
       <w:br/>
     </w:r>

--- a/klagomål/A 42715-2021 FSC-klagomål.docx
+++ b/klagomål/A 42715-2021 FSC-klagomål.docx
@@ -735,7 +735,7 @@
     <w:r>
       <w:tab/>
       <w:tab/>
-      <w:t>2026-06-29</w:t>
+      <w:t>2026-06-30</w:t>
       <w:br/>
       <w:br/>
     </w:r>

--- a/klagomål/A 42715-2021 FSC-klagomål.docx
+++ b/klagomål/A 42715-2021 FSC-klagomål.docx
@@ -735,7 +735,7 @@
     <w:r>
       <w:tab/>
       <w:tab/>
-      <w:t>2026-06-30</w:t>
+      <w:t>2026-07-01</w:t>
       <w:br/>
       <w:br/>
     </w:r>

--- a/klagomål/A 42715-2021 FSC-klagomål.docx
+++ b/klagomål/A 42715-2021 FSC-klagomål.docx
@@ -735,7 +735,7 @@
     <w:r>
       <w:tab/>
       <w:tab/>
-      <w:t>2026-07-01</w:t>
+      <w:t>2026-07-02</w:t>
       <w:br/>
       <w:br/>
     </w:r>

--- a/klagomål/A 42715-2021 FSC-klagomål.docx
+++ b/klagomål/A 42715-2021 FSC-klagomål.docx
@@ -735,7 +735,7 @@
     <w:r>
       <w:tab/>
       <w:tab/>
-      <w:t>2026-07-13</w:t>
+      <w:t>2026-07-14</w:t>
       <w:br/>
       <w:br/>
     </w:r>

--- a/klagomål/A 42715-2021 FSC-klagomål.docx
+++ b/klagomål/A 42715-2021 FSC-klagomål.docx
@@ -735,7 +735,7 @@
     <w:r>
       <w:tab/>
       <w:tab/>
-      <w:t>2026-07-14</w:t>
+      <w:t>2026-07-15</w:t>
       <w:br/>
       <w:br/>
     </w:r>

--- a/klagomål/A 42715-2021 FSC-klagomål.docx
+++ b/klagomål/A 42715-2021 FSC-klagomål.docx
@@ -735,7 +735,7 @@
     <w:r>
       <w:tab/>
       <w:tab/>
-      <w:t>2026-07-15</w:t>
+      <w:t>2026-07-16</w:t>
       <w:br/>
       <w:br/>
     </w:r>

--- a/klagomål/A 42715-2021 FSC-klagomål.docx
+++ b/klagomål/A 42715-2021 FSC-klagomål.docx
@@ -735,7 +735,7 @@
     <w:r>
       <w:tab/>
       <w:tab/>
-      <w:t>2026-07-16</w:t>
+      <w:t>2026-07-17</w:t>
       <w:br/>
       <w:br/>
     </w:r>

--- a/klagomål/A 42715-2021 FSC-klagomål.docx
+++ b/klagomål/A 42715-2021 FSC-klagomål.docx
@@ -735,7 +735,7 @@
     <w:r>
       <w:tab/>
       <w:tab/>
-      <w:t>2026-07-17</w:t>
+      <w:t>2026-07-18</w:t>
       <w:br/>
       <w:br/>
     </w:r>

--- a/klagomål/A 42715-2021 FSC-klagomål.docx
+++ b/klagomål/A 42715-2021 FSC-klagomål.docx
@@ -735,7 +735,7 @@
     <w:r>
       <w:tab/>
       <w:tab/>
-      <w:t>2026-07-18</w:t>
+      <w:t>2026-07-19</w:t>
       <w:br/>
       <w:br/>
     </w:r>

--- a/klagomål/A 42715-2021 FSC-klagomål.docx
+++ b/klagomål/A 42715-2021 FSC-klagomål.docx
@@ -735,7 +735,7 @@
     <w:r>
       <w:tab/>
       <w:tab/>
-      <w:t>2026-07-19</w:t>
+      <w:t>2026-07-20</w:t>
       <w:br/>
       <w:br/>
     </w:r>

--- a/klagomål/A 42715-2021 FSC-klagomål.docx
+++ b/klagomål/A 42715-2021 FSC-klagomål.docx
@@ -735,7 +735,7 @@
     <w:r>
       <w:tab/>
       <w:tab/>
-      <w:t>2026-07-20</w:t>
+      <w:t>2026-07-21</w:t>
       <w:br/>
       <w:br/>
     </w:r>

--- a/klagomål/A 42715-2021 FSC-klagomål.docx
+++ b/klagomål/A 42715-2021 FSC-klagomål.docx
@@ -735,7 +735,7 @@
     <w:r>
       <w:tab/>
       <w:tab/>
-      <w:t>2026-07-21</w:t>
+      <w:t>2026-07-22</w:t>
       <w:br/>
       <w:br/>
     </w:r>

--- a/klagomål/A 42715-2021 FSC-klagomål.docx
+++ b/klagomål/A 42715-2021 FSC-klagomål.docx
@@ -735,7 +735,7 @@
     <w:r>
       <w:tab/>
       <w:tab/>
-      <w:t>2026-07-22</w:t>
+      <w:t>2026-07-23</w:t>
       <w:br/>
       <w:br/>
     </w:r>

--- a/klagomål/A 42715-2021 FSC-klagomål.docx
+++ b/klagomål/A 42715-2021 FSC-klagomål.docx
@@ -735,7 +735,7 @@
     <w:r>
       <w:tab/>
       <w:tab/>
-      <w:t>2026-07-23</w:t>
+      <w:t>2026-07-24</w:t>
       <w:br/>
       <w:br/>
     </w:r>

--- a/klagomål/A 42715-2021 FSC-klagomål.docx
+++ b/klagomål/A 42715-2021 FSC-klagomål.docx
@@ -735,7 +735,7 @@
     <w:r>
       <w:tab/>
       <w:tab/>
-      <w:t>2026-07-24</w:t>
+      <w:t>2026-07-25</w:t>
       <w:br/>
       <w:br/>
     </w:r>

--- a/klagomål/A 42715-2021 FSC-klagomål.docx
+++ b/klagomål/A 42715-2021 FSC-klagomål.docx
@@ -735,7 +735,7 @@
     <w:r>
       <w:tab/>
       <w:tab/>
-      <w:t>2026-07-25</w:t>
+      <w:t>2026-07-26</w:t>
       <w:br/>
       <w:br/>
     </w:r>

--- a/klagomål/A 42715-2021 FSC-klagomål.docx
+++ b/klagomål/A 42715-2021 FSC-klagomål.docx
@@ -735,7 +735,7 @@
     <w:r>
       <w:tab/>
       <w:tab/>
-      <w:t>2026-07-26</w:t>
+      <w:t>2026-07-27</w:t>
       <w:br/>
       <w:br/>
     </w:r>

--- a/klagomål/A 42715-2021 FSC-klagomål.docx
+++ b/klagomål/A 42715-2021 FSC-klagomål.docx
@@ -735,7 +735,7 @@
     <w:r>
       <w:tab/>
       <w:tab/>
-      <w:t>2026-07-27</w:t>
+      <w:t>2026-07-28</w:t>
       <w:br/>
       <w:br/>
     </w:r>

--- a/klagomål/A 42715-2021 FSC-klagomål.docx
+++ b/klagomål/A 42715-2021 FSC-klagomål.docx
@@ -735,7 +735,7 @@
     <w:r>
       <w:tab/>
       <w:tab/>
-      <w:t>2026-07-28</w:t>
+      <w:t>2026-07-29</w:t>
       <w:br/>
       <w:br/>
     </w:r>

--- a/klagomål/A 42715-2021 FSC-klagomål.docx
+++ b/klagomål/A 42715-2021 FSC-klagomål.docx
@@ -735,7 +735,7 @@
     <w:r>
       <w:tab/>
       <w:tab/>
-      <w:t>2026-07-29</w:t>
+      <w:t>2026-07-30</w:t>
       <w:br/>
       <w:br/>
     </w:r>

--- a/klagomål/A 42715-2021 FSC-klagomål.docx
+++ b/klagomål/A 42715-2021 FSC-klagomål.docx
@@ -735,7 +735,7 @@
     <w:r>
       <w:tab/>
       <w:tab/>
-      <w:t>2026-07-30</w:t>
+      <w:t>2026-07-31</w:t>
       <w:br/>
       <w:br/>
     </w:r>

--- a/klagomål/A 42715-2021 FSC-klagomål.docx
+++ b/klagomål/A 42715-2021 FSC-klagomål.docx
@@ -735,7 +735,7 @@
     <w:r>
       <w:tab/>
       <w:tab/>
-      <w:t>2026-07-31</w:t>
+      <w:t>2026-08-01</w:t>
       <w:br/>
       <w:br/>
     </w:r>

--- a/klagomål/A 42715-2021 FSC-klagomål.docx
+++ b/klagomål/A 42715-2021 FSC-klagomål.docx
@@ -735,7 +735,7 @@
     <w:r>
       <w:tab/>
       <w:tab/>
-      <w:t>2026-08-01</w:t>
+      <w:t>2026-08-02</w:t>
       <w:br/>
       <w:br/>
     </w:r>

--- a/klagomål/A 42715-2021 FSC-klagomål.docx
+++ b/klagomål/A 42715-2021 FSC-klagomål.docx
@@ -735,7 +735,7 @@
     <w:r>
       <w:tab/>
       <w:tab/>
-      <w:t>2026-08-02</w:t>
+      <w:t>2026-08-03</w:t>
       <w:br/>
       <w:br/>
     </w:r>

--- a/klagomål/A 42715-2021 FSC-klagomål.docx
+++ b/klagomål/A 42715-2021 FSC-klagomål.docx
@@ -735,7 +735,7 @@
     <w:r>
       <w:tab/>
       <w:tab/>
-      <w:t>2026-08-03</w:t>
+      <w:t>2026-08-05</w:t>
       <w:br/>
       <w:br/>
     </w:r>

--- a/klagomål/A 42715-2021 FSC-klagomål.docx
+++ b/klagomål/A 42715-2021 FSC-klagomål.docx
@@ -735,7 +735,7 @@
     <w:r>
       <w:tab/>
       <w:tab/>
-      <w:t>2026-08-05</w:t>
+      <w:t>2026-08-07</w:t>
       <w:br/>
       <w:br/>
     </w:r>

--- a/klagomål/A 42715-2021 FSC-klagomål.docx
+++ b/klagomål/A 42715-2021 FSC-klagomål.docx
@@ -735,7 +735,7 @@
     <w:r>
       <w:tab/>
       <w:tab/>
-      <w:t>2026-08-07</w:t>
+      <w:t>2026-08-08</w:t>
       <w:br/>
       <w:br/>
     </w:r>

--- a/klagomål/A 42715-2021 FSC-klagomål.docx
+++ b/klagomål/A 42715-2021 FSC-klagomål.docx
@@ -216,7 +216,7 @@
         <w:spacing w:after="240"/>
       </w:pPr>
       <w:r>
-        <w:t>Figur 1. Fyndplatser för naturvårdsarter inom 1 meter från avverkningsanmälan. Markörer utan svart kant är placerade på fyndplatsen. Markörer med svart kant är placerade vid sidan av fyndplatsen har ett svart streck som visar fyndplatsens exakta position. Kartans mittpunktskoordinat är N 6391383, E 448882 i SWEREF 99 TM.</w:t>
+        <w:t>Figur 1. Fyndplatser för naturvårdsarter inom 1 meter från avverkningsanmälan. Markörer utan svart kant är placerade på fyndplatsen. Markörer med svart kant är placerade vid sidan av fyndplatsen och har ett svart streck som visar fyndplatsens exakta position. Kartans mittpunktskoordinat är N 6391383, E 448882 i SWEREF 99 TM.</w:t>
       </w:r>
     </w:p>
     <w:p>
@@ -735,7 +735,7 @@
     <w:r>
       <w:tab/>
       <w:tab/>
-      <w:t>2026-08-14</w:t>
+      <w:t>2026-08-15</w:t>
       <w:br/>
       <w:br/>
     </w:r>

--- a/klagomål/A 42715-2021 FSC-klagomål.docx
+++ b/klagomål/A 42715-2021 FSC-klagomål.docx
@@ -735,7 +735,7 @@
     <w:r>
       <w:tab/>
       <w:tab/>
-      <w:t>2026-08-15</w:t>
+      <w:t>2026-08-16</w:t>
       <w:br/>
       <w:br/>
     </w:r>

--- a/klagomål/A 42715-2021 FSC-klagomål.docx
+++ b/klagomål/A 42715-2021 FSC-klagomål.docx
@@ -735,7 +735,7 @@
     <w:r>
       <w:tab/>
       <w:tab/>
-      <w:t>2026-08-16</w:t>
+      <w:t>2026-08-17</w:t>
       <w:br/>
       <w:br/>
     </w:r>

--- a/klagomål/A 42715-2021 FSC-klagomål.docx
+++ b/klagomål/A 42715-2021 FSC-klagomål.docx
@@ -735,7 +735,7 @@
     <w:r>
       <w:tab/>
       <w:tab/>
-      <w:t>2026-08-17</w:t>
+      <w:t>2026-08-18</w:t>
       <w:br/>
       <w:br/>
     </w:r>

--- a/klagomål/A 42715-2021 FSC-klagomål.docx
+++ b/klagomål/A 42715-2021 FSC-klagomål.docx
@@ -735,7 +735,7 @@
     <w:r>
       <w:tab/>
       <w:tab/>
-      <w:t>2026-08-18</w:t>
+      <w:t>2026-08-19</w:t>
       <w:br/>
       <w:br/>
     </w:r>

--- a/klagomål/A 42715-2021 FSC-klagomål.docx
+++ b/klagomål/A 42715-2021 FSC-klagomål.docx
@@ -735,7 +735,7 @@
     <w:r>
       <w:tab/>
       <w:tab/>
-      <w:t>2026-08-19</w:t>
+      <w:t>2026-08-20</w:t>
       <w:br/>
       <w:br/>
     </w:r>
